--- a/Files/06 - Yom Tov/17 - Tu Beshvat/5784/Tu Beshvat 5784.docx
+++ b/Files/06 - Yom Tov/17 - Tu Beshvat/5784/Tu Beshvat 5784.docx
@@ -75,7 +75,7 @@
         <w:rPr>
           <w:rFonts w:ascii="Times New Roman" w:hAnsi="Times New Roman" w:cs="Times New Roman"/>
         </w:rPr>
-        <w:t xml:space="preserve"> stands for </w:t>
+        <w:t xml:space="preserve"> stands for</w:t>
       </w:r>
       <w:r>
         <w:rPr>
@@ -506,7 +506,7 @@
           <w:rFonts w:ascii="Times New Roman" w:hAnsi="Times New Roman" w:cs="Times New Roman" w:hint="cs"/>
           <w:rtl/>
         </w:rPr>
-        <w:t xml:space="preserve">השנה </w:t>
+        <w:t>השנה</w:t>
       </w:r>
       <w:r>
         <w:rPr>
@@ -524,7 +524,7 @@
         <w:rPr>
           <w:rFonts w:ascii="Times New Roman" w:hAnsi="Times New Roman" w:cs="Times New Roman"/>
         </w:rPr>
-        <w:t xml:space="preserve">such as </w:t>
+        <w:t>such as</w:t>
       </w:r>
       <w:r>
         <w:rPr>
@@ -621,7 +621,7 @@
         <w:rPr>
           <w:rFonts w:ascii="Times New Roman" w:hAnsi="Times New Roman" w:cs="Times New Roman"/>
         </w:rPr>
-        <w:t xml:space="preserve"> the </w:t>
+        <w:t xml:space="preserve"> the</w:t>
       </w:r>
       <w:r>
         <w:rPr>
@@ -1050,7 +1050,39 @@
         <w:rPr>
           <w:rFonts w:ascii="Times New Roman" w:hAnsi="Times New Roman" w:cs="Times New Roman"/>
         </w:rPr>
-        <w:t xml:space="preserve"> Elimelech Biderman offers an insightful perspective. He explains that </w:t>
+        <w:t xml:space="preserve"> Elimelech Biderman</w:t>
+      </w:r>
+      <w:r>
+        <w:rPr>
+          <w:rFonts w:ascii="Times New Roman" w:hAnsi="Times New Roman" w:cs="Times New Roman"/>
+        </w:rPr>
+        <w:t xml:space="preserve"> (</w:t>
+      </w:r>
+      <w:r>
+        <w:rPr>
+          <w:rFonts w:ascii="Times New Roman" w:hAnsi="Times New Roman" w:cs="Times New Roman"/>
+          <w:i/>
+          <w:iCs/>
+        </w:rPr>
+        <w:t>Around the Year with Reb Meilech</w:t>
+      </w:r>
+      <w:r>
+        <w:rPr>
+          <w:rFonts w:ascii="Times New Roman" w:hAnsi="Times New Roman" w:cs="Times New Roman"/>
+        </w:rPr>
+        <w:t>. Permission granted by ArtScroll / Mesorah Publications)</w:t>
+      </w:r>
+      <w:r>
+        <w:rPr>
+          <w:rFonts w:ascii="Times New Roman" w:hAnsi="Times New Roman" w:cs="Times New Roman"/>
+        </w:rPr>
+        <w:t xml:space="preserve"> offers an insightful perspective. He explains that</w:t>
+      </w:r>
+      <w:r>
+        <w:rPr>
+          <w:rFonts w:ascii="Times New Roman" w:hAnsi="Times New Roman" w:cs="Times New Roman"/>
+        </w:rPr>
+        <w:t xml:space="preserve"> </w:t>
       </w:r>
       <w:r>
         <w:rPr>

--- a/Files/06 - Yom Tov/17 - Tu Beshvat/5784/Tu Beshvat 5784.docx
+++ b/Files/06 - Yom Tov/17 - Tu Beshvat/5784/Tu Beshvat 5784.docx
@@ -75,7 +75,7 @@
         <w:rPr>
           <w:rFonts w:ascii="Times New Roman" w:hAnsi="Times New Roman" w:cs="Times New Roman"/>
         </w:rPr>
-        <w:t xml:space="preserve"> stands for</w:t>
+        <w:t xml:space="preserve"> stands for </w:t>
       </w:r>
       <w:r>
         <w:rPr>
@@ -506,7 +506,7 @@
           <w:rFonts w:ascii="Times New Roman" w:hAnsi="Times New Roman" w:cs="Times New Roman" w:hint="cs"/>
           <w:rtl/>
         </w:rPr>
-        <w:t>השנה</w:t>
+        <w:t xml:space="preserve">השנה </w:t>
       </w:r>
       <w:r>
         <w:rPr>
@@ -524,7 +524,7 @@
         <w:rPr>
           <w:rFonts w:ascii="Times New Roman" w:hAnsi="Times New Roman" w:cs="Times New Roman"/>
         </w:rPr>
-        <w:t>such as</w:t>
+        <w:t xml:space="preserve">such as </w:t>
       </w:r>
       <w:r>
         <w:rPr>
@@ -621,7 +621,7 @@
         <w:rPr>
           <w:rFonts w:ascii="Times New Roman" w:hAnsi="Times New Roman" w:cs="Times New Roman"/>
         </w:rPr>
-        <w:t xml:space="preserve"> the</w:t>
+        <w:t xml:space="preserve"> the </w:t>
       </w:r>
       <w:r>
         <w:rPr>
